--- a/dokumentacja.docx
+++ b/dokumentacja.docx
@@ -4,7 +4,18 @@
   <w:body>
     <w:p>
       <w:r>
-        <w:t>27 maja - start</w:t>
+        <w:t xml:space="preserve">27 maja </w:t>
+      </w:r>
+      <w:r>
+        <w:t>–</w:t>
+      </w:r>
+      <w:r>
+        <w:t xml:space="preserve"> start</w:t>
+      </w:r>
+    </w:p>
+    <w:p>
+      <w:r>
+        <w:t xml:space="preserve">2 czerwiec – pisanie kodu do gry kółko i krzyżyk </w:t>
       </w:r>
     </w:p>
     <w:sectPr>
@@ -176,6 +187,7 @@
   <w:style w:type="paragraph" w:default="1" w:styleId="Normalny">
     <w:name w:val="Normal"/>
     <w:qFormat/>
+    <w:rsid w:val="00804CDC"/>
   </w:style>
   <w:style w:type="character" w:default="1" w:styleId="Domylnaczcionkaakapitu">
     <w:name w:val="Default Paragraph Font"/>

--- a/dokumentacja.docx
+++ b/dokumentacja.docx
@@ -15,7 +15,15 @@
     </w:p>
     <w:p>
       <w:r>
-        <w:t xml:space="preserve">2 czerwiec – pisanie kodu do gry kółko i krzyżyk </w:t>
+        <w:t>2 czerwiec – pisanie kodu do gry kółko i krzyżyk</w:t>
+      </w:r>
+    </w:p>
+    <w:p>
+      <w:r>
+        <w:t>3 czerwiec  - następne części  kodu</w:t>
+      </w:r>
+      <w:r>
+        <w:t xml:space="preserve"> </w:t>
       </w:r>
     </w:p>
     <w:sectPr>

--- a/dokumentacja.docx
+++ b/dokumentacja.docx
@@ -26,6 +26,12 @@
         <w:t xml:space="preserve"> </w:t>
       </w:r>
     </w:p>
+    <w:p>
+      <w:r>
+        <w:t>9 czerwiec – zakończenie kodu</w:t>
+      </w:r>
+    </w:p>
+    <w:p/>
     <w:sectPr>
       <w:pgSz w:w="11906" w:h="16838"/>
       <w:pgMar w:top="1417" w:right="1417" w:bottom="1417" w:left="1417" w:header="708" w:footer="708" w:gutter="0"/>

--- a/dokumentacja.docx
+++ b/dokumentacja.docx
@@ -29,6 +29,11 @@
     <w:p>
       <w:r>
         <w:t>9 czerwiec – zakończenie kodu</w:t>
+      </w:r>
+    </w:p>
+    <w:p>
+      <w:r>
+        <w:t>10 czerwiec- analiza kodu</w:t>
       </w:r>
     </w:p>
     <w:p/>
